--- a/skills/phong-cntt/assets/du-thao-hop-dong.docx
+++ b/skills/phong-cntt/assets/du-thao-hop-dong.docx
@@ -1,6 +1,6 @@
 
 <file path=word/document.xml><?xml version="1.0" encoding="utf-8"?>
-<w:document xmlns:ns1="http://schemas.openxmlformats.org/markup-compatibility/2006" xmlns:ns10="http://schemas.openxmlformats.org/officeDocument/2006/relationships" xmlns:ns2="http://schemas.microsoft.com/office/word/2010/wordml" xmlns:ns3="http://schemas.openxmlformats.org/drawingml/2006/wordprocessingDrawing" xmlns:ns4="http://schemas.microsoft.com/office/word/2010/wordprocessingDrawing" xmlns:ns5="http://schemas.openxmlformats.org/drawingml/2006/main" xmlns:ns6="http://schemas.microsoft.com/office/word/2010/wordprocessingShape" xmlns:ns7="http://schemas.microsoft.com/office/drawing/2010/main" xmlns:ns8="urn:schemas-microsoft-com:vml" xmlns:ns9="urn:schemas-microsoft-com:office:office" xmlns:w="http://schemas.openxmlformats.org/wordprocessingml/2006/main" ns1:Ignorable="w14 w15 w16se w16cid w16 w16cex w16sdtdh w16du wp14">
+<w:document xmlns:ns1="http://schemas.openxmlformats.org/markup-compatibility/2006" xmlns:ns10="http://schemas.openxmlformats.org/officeDocument/2006/relationships" xmlns:ns2="http://schemas.microsoft.com/office/word/2010/wordml" xmlns:ns3="http://schemas.openxmlformats.org/drawingml/2006/wordprocessingDrawing" xmlns:ns4="http://schemas.microsoft.com/office/word/2010/wordprocessingDrawing" xmlns:ns5="http://schemas.openxmlformats.org/drawingml/2006/main" xmlns:ns6="http://schemas.microsoft.com/office/word/2010/wordprocessingShape" xmlns:ns7="http://schemas.microsoft.com/office/drawing/2010/main" xmlns:ns8="urn:schemas-microsoft-com:vml" xmlns:ns9="urn:schemas-microsoft-com:office:office" xmlns:w="http://schemas.openxmlformats.org/wordprocessingml/2006/main" xmlns:wps="http://schemas.microsoft.com/office/word/2010/wordprocessingShape">
   <w:body>
     <w:p ns2:paraId="0659831B" ns2:textId="77777777">
       <w:pPr>
@@ -54,7 +54,7 @@
         <ns1:AlternateContent>
           <ns1:Choice Requires="wps">
             <w:drawing>
-              <ns3:anchor distT="0" distB="0" distL="114300" distR="114300" simplePos="0" relativeHeight="251659264" behindDoc="0" locked="0" layoutInCell="1" allowOverlap="1" ns4:anchorId="19E54A18" ns4:editId="0C582D4D">
+              <ns3:anchor distT="0" distB="0" distL="114300" distR="114300" simplePos="0" relativeHeight="251659264" behindDoc="0" locked="0" layoutInCell="1" allowOverlap="1" ns4:editId="0C582D4D">
                 <ns3:simplePos x="0" y="0"/>
                 <ns3:positionH relativeFrom="column">
                   <ns3:posOffset>2253615</ns3:posOffset>
@@ -115,7 +115,7 @@
           </ns1:Choice>
           <ns1:Fallback>
             <w:pict>
-              <ns8:shapetype ns2:anchorId="1313864B" id="_x0000_t32" coordsize="21600,21600" ns9:spt="32" ns9:oned="t" path="m,l21600,21600e" filled="f">
+              <ns8:shapetype id="_x0000_t32" coordsize="21600,21600" ns9:spt="32" ns9:oned="t" path="m,l21600,21600e" filled="f">
                 <ns8:path arrowok="t" fillok="f" ns9:connecttype="none"/>
                 <ns9:lock ns8:ext="edit" shapetype="t"/>
               </ns8:shapetype>
@@ -11352,7 +11352,7 @@
 </file>
 
 <file path=word/endnotes.xml><?xml version="1.0" encoding="utf-8"?>
-<w:endnotes xmlns:wpc="http://schemas.microsoft.com/office/word/2010/wordprocessingCanvas" xmlns:cx="http://schemas.microsoft.com/office/drawing/2014/chartex" xmlns:cx1="http://schemas.microsoft.com/office/drawing/2015/9/8/chartex" xmlns:cx2="http://schemas.microsoft.com/office/drawing/2015/10/21/chartex" xmlns:cx3="http://schemas.microsoft.com/office/drawing/2016/5/9/chartex" xmlns:cx4="http://schemas.microsoft.com/office/drawing/2016/5/10/chartex" xmlns:cx5="http://schemas.microsoft.com/office/drawing/2016/5/11/chartex" xmlns:cx6="http://schemas.microsoft.com/office/drawing/2016/5/12/chartex" xmlns:cx7="http://schemas.microsoft.com/office/drawing/2016/5/13/chartex" xmlns:cx8="http://schemas.microsoft.com/office/drawing/2016/5/14/chartex" xmlns:mc="http://schemas.openxmlformats.org/markup-compatibility/2006" xmlns:aink="http://schemas.microsoft.com/office/drawing/2016/ink" xmlns:am3d="http://schemas.microsoft.com/office/drawing/2017/model3d" xmlns:o="urn:schemas-microsoft-com:office:office" xmlns:oel="http://schemas.microsoft.com/office/2019/extlst" xmlns:r="http://schemas.openxmlformats.org/officeDocument/2006/relationships" xmlns:m="http://schemas.openxmlformats.org/officeDocument/2006/math" xmlns:v="urn:schemas-microsoft-com:vml" xmlns:wp14="http://schemas.microsoft.com/office/word/2010/wordprocessingDrawing" xmlns:wp="http://schemas.openxmlformats.org/drawingml/2006/wordprocessingDrawing" xmlns:w10="urn:schemas-microsoft-com:office:word" xmlns:w="http://schemas.openxmlformats.org/wordprocessingml/2006/main" xmlns:w14="http://schemas.microsoft.com/office/word/2010/wordml" xmlns:w15="http://schemas.microsoft.com/office/word/2012/wordml" xmlns:w16cex="http://schemas.microsoft.com/office/word/2018/wordml/cex" xmlns:w16cid="http://schemas.microsoft.com/office/word/2016/wordml/cid" xmlns:w16="http://schemas.microsoft.com/office/word/2018/wordml" xmlns:w16du="http://schemas.microsoft.com/office/word/2023/wordml/word16du" xmlns:w16sdtdh="http://schemas.microsoft.com/office/word/2020/wordml/sdtdatahash" xmlns:w16se="http://schemas.microsoft.com/office/word/2015/wordml/symex" xmlns:wpg="http://schemas.microsoft.com/office/word/2010/wordprocessingGroup" xmlns:wpi="http://schemas.microsoft.com/office/word/2010/wordprocessingInk" xmlns:wne="http://schemas.microsoft.com/office/word/2006/wordml" xmlns:wps="http://schemas.microsoft.com/office/word/2010/wordprocessingShape" mc:Ignorable="w14 w15 w16se w16cid w16 w16cex w16sdtdh w16du wp14">
+<w:endnotes xmlns:wpc="http://schemas.microsoft.com/office/word/2010/wordprocessingCanvas" xmlns:cx="http://schemas.microsoft.com/office/drawing/2014/chartex" xmlns:cx1="http://schemas.microsoft.com/office/drawing/2015/9/8/chartex" xmlns:cx2="http://schemas.microsoft.com/office/drawing/2015/10/21/chartex" xmlns:cx3="http://schemas.microsoft.com/office/drawing/2016/5/9/chartex" xmlns:cx4="http://schemas.microsoft.com/office/drawing/2016/5/10/chartex" xmlns:cx5="http://schemas.microsoft.com/office/drawing/2016/5/11/chartex" xmlns:cx6="http://schemas.microsoft.com/office/drawing/2016/5/12/chartex" xmlns:cx7="http://schemas.microsoft.com/office/drawing/2016/5/13/chartex" xmlns:cx8="http://schemas.microsoft.com/office/drawing/2016/5/14/chartex" xmlns:mc="http://schemas.openxmlformats.org/markup-compatibility/2006" xmlns:aink="http://schemas.microsoft.com/office/drawing/2016/ink" xmlns:am3d="http://schemas.microsoft.com/office/drawing/2017/model3d" xmlns:o="urn:schemas-microsoft-com:office:office" xmlns:oel="http://schemas.microsoft.com/office/2019/extlst" xmlns:r="http://schemas.openxmlformats.org/officeDocument/2006/relationships" xmlns:m="http://schemas.openxmlformats.org/officeDocument/2006/math" xmlns:v="urn:schemas-microsoft-com:vml" xmlns:wp14="http://schemas.microsoft.com/office/word/2010/wordprocessingDrawing" xmlns:wp="http://schemas.openxmlformats.org/drawingml/2006/wordprocessingDrawing" xmlns:w10="urn:schemas-microsoft-com:office:word" xmlns:w="http://schemas.openxmlformats.org/wordprocessingml/2006/main" xmlns:w14="http://schemas.microsoft.com/office/word/2010/wordml" xmlns:w15="http://schemas.microsoft.com/office/word/2012/wordml" xmlns:w16cex="http://schemas.microsoft.com/office/word/2018/wordml/cex" xmlns:w16="http://schemas.microsoft.com/office/word/2018/wordml" xmlns:w16du="http://schemas.microsoft.com/office/word/2023/wordml/word16du" xmlns:w16sdtdh="http://schemas.microsoft.com/office/word/2020/wordml/sdtdatahash" xmlns:w16se="http://schemas.microsoft.com/office/word/2015/wordml/symex" xmlns:wpg="http://schemas.microsoft.com/office/word/2010/wordprocessingGroup" xmlns:wpi="http://schemas.microsoft.com/office/word/2010/wordprocessingInk" xmlns:wne="http://schemas.microsoft.com/office/word/2006/wordml" xmlns:wps="http://schemas.microsoft.com/office/word/2010/wordprocessingShape">
   <w:endnote w:type="separator" w:id="-1">
     <w:p>
       <w:pPr>
@@ -11377,7 +11377,7 @@
 </file>
 
 <file path=word/footer1.xml><?xml version="1.0" encoding="utf-8"?>
-<w:ftr xmlns:wpc="http://schemas.microsoft.com/office/word/2010/wordprocessingCanvas" xmlns:cx="http://schemas.microsoft.com/office/drawing/2014/chartex" xmlns:cx1="http://schemas.microsoft.com/office/drawing/2015/9/8/chartex" xmlns:cx2="http://schemas.microsoft.com/office/drawing/2015/10/21/chartex" xmlns:cx3="http://schemas.microsoft.com/office/drawing/2016/5/9/chartex" xmlns:cx4="http://schemas.microsoft.com/office/drawing/2016/5/10/chartex" xmlns:cx5="http://schemas.microsoft.com/office/drawing/2016/5/11/chartex" xmlns:cx6="http://schemas.microsoft.com/office/drawing/2016/5/12/chartex" xmlns:cx7="http://schemas.microsoft.com/office/drawing/2016/5/13/chartex" xmlns:cx8="http://schemas.microsoft.com/office/drawing/2016/5/14/chartex" xmlns:mc="http://schemas.openxmlformats.org/markup-compatibility/2006" xmlns:aink="http://schemas.microsoft.com/office/drawing/2016/ink" xmlns:am3d="http://schemas.microsoft.com/office/drawing/2017/model3d" xmlns:o="urn:schemas-microsoft-com:office:office" xmlns:oel="http://schemas.microsoft.com/office/2019/extlst" xmlns:r="http://schemas.openxmlformats.org/officeDocument/2006/relationships" xmlns:m="http://schemas.openxmlformats.org/officeDocument/2006/math" xmlns:v="urn:schemas-microsoft-com:vml" xmlns:wp14="http://schemas.microsoft.com/office/word/2010/wordprocessingDrawing" xmlns:wp="http://schemas.openxmlformats.org/drawingml/2006/wordprocessingDrawing" xmlns:w10="urn:schemas-microsoft-com:office:word" xmlns:w="http://schemas.openxmlformats.org/wordprocessingml/2006/main" xmlns:w14="http://schemas.microsoft.com/office/word/2010/wordml" xmlns:w15="http://schemas.microsoft.com/office/word/2012/wordml" xmlns:w16cex="http://schemas.microsoft.com/office/word/2018/wordml/cex" xmlns:w16cid="http://schemas.microsoft.com/office/word/2016/wordml/cid" xmlns:w16="http://schemas.microsoft.com/office/word/2018/wordml" xmlns:w16du="http://schemas.microsoft.com/office/word/2023/wordml/word16du" xmlns:w16sdtdh="http://schemas.microsoft.com/office/word/2020/wordml/sdtdatahash" xmlns:w16se="http://schemas.microsoft.com/office/word/2015/wordml/symex" xmlns:wpg="http://schemas.microsoft.com/office/word/2010/wordprocessingGroup" xmlns:wpi="http://schemas.microsoft.com/office/word/2010/wordprocessingInk" xmlns:wne="http://schemas.microsoft.com/office/word/2006/wordml" xmlns:wps="http://schemas.microsoft.com/office/word/2010/wordprocessingShape" mc:Ignorable="w14 w15 w16se w16cid w16 w16cex w16sdtdh w16du wp14">
+<w:ftr xmlns:wpc="http://schemas.microsoft.com/office/word/2010/wordprocessingCanvas" xmlns:cx="http://schemas.microsoft.com/office/drawing/2014/chartex" xmlns:cx1="http://schemas.microsoft.com/office/drawing/2015/9/8/chartex" xmlns:cx2="http://schemas.microsoft.com/office/drawing/2015/10/21/chartex" xmlns:cx3="http://schemas.microsoft.com/office/drawing/2016/5/9/chartex" xmlns:cx4="http://schemas.microsoft.com/office/drawing/2016/5/10/chartex" xmlns:cx5="http://schemas.microsoft.com/office/drawing/2016/5/11/chartex" xmlns:cx6="http://schemas.microsoft.com/office/drawing/2016/5/12/chartex" xmlns:cx7="http://schemas.microsoft.com/office/drawing/2016/5/13/chartex" xmlns:cx8="http://schemas.microsoft.com/office/drawing/2016/5/14/chartex" xmlns:mc="http://schemas.openxmlformats.org/markup-compatibility/2006" xmlns:aink="http://schemas.microsoft.com/office/drawing/2016/ink" xmlns:am3d="http://schemas.microsoft.com/office/drawing/2017/model3d" xmlns:o="urn:schemas-microsoft-com:office:office" xmlns:oel="http://schemas.microsoft.com/office/2019/extlst" xmlns:r="http://schemas.openxmlformats.org/officeDocument/2006/relationships" xmlns:m="http://schemas.openxmlformats.org/officeDocument/2006/math" xmlns:v="urn:schemas-microsoft-com:vml" xmlns:wp14="http://schemas.microsoft.com/office/word/2010/wordprocessingDrawing" xmlns:wp="http://schemas.openxmlformats.org/drawingml/2006/wordprocessingDrawing" xmlns:w10="urn:schemas-microsoft-com:office:word" xmlns:w="http://schemas.openxmlformats.org/wordprocessingml/2006/main" xmlns:w14="http://schemas.microsoft.com/office/word/2010/wordml" xmlns:w15="http://schemas.microsoft.com/office/word/2012/wordml" xmlns:w16cex="http://schemas.microsoft.com/office/word/2018/wordml/cex" xmlns:w16="http://schemas.microsoft.com/office/word/2018/wordml" xmlns:w16du="http://schemas.microsoft.com/office/word/2023/wordml/word16du" xmlns:w16sdtdh="http://schemas.microsoft.com/office/word/2020/wordml/sdtdatahash" xmlns:w16se="http://schemas.microsoft.com/office/word/2015/wordml/symex" xmlns:wpg="http://schemas.microsoft.com/office/word/2010/wordprocessingGroup" xmlns:wpi="http://schemas.microsoft.com/office/word/2010/wordprocessingInk" xmlns:wne="http://schemas.microsoft.com/office/word/2006/wordml" xmlns:wps="http://schemas.microsoft.com/office/word/2010/wordprocessingShape">
   <w:p>
     <w:pPr>
       <w:pStyle w:val="Footer"/>
@@ -11392,7 +11392,7 @@
 </file>
 
 <file path=word/footnotes.xml><?xml version="1.0" encoding="utf-8"?>
-<w:footnotes xmlns:wpc="http://schemas.microsoft.com/office/word/2010/wordprocessingCanvas" xmlns:cx="http://schemas.microsoft.com/office/drawing/2014/chartex" xmlns:cx1="http://schemas.microsoft.com/office/drawing/2015/9/8/chartex" xmlns:cx2="http://schemas.microsoft.com/office/drawing/2015/10/21/chartex" xmlns:cx3="http://schemas.microsoft.com/office/drawing/2016/5/9/chartex" xmlns:cx4="http://schemas.microsoft.com/office/drawing/2016/5/10/chartex" xmlns:cx5="http://schemas.microsoft.com/office/drawing/2016/5/11/chartex" xmlns:cx6="http://schemas.microsoft.com/office/drawing/2016/5/12/chartex" xmlns:cx7="http://schemas.microsoft.com/office/drawing/2016/5/13/chartex" xmlns:cx8="http://schemas.microsoft.com/office/drawing/2016/5/14/chartex" xmlns:mc="http://schemas.openxmlformats.org/markup-compatibility/2006" xmlns:aink="http://schemas.microsoft.com/office/drawing/2016/ink" xmlns:am3d="http://schemas.microsoft.com/office/drawing/2017/model3d" xmlns:o="urn:schemas-microsoft-com:office:office" xmlns:oel="http://schemas.microsoft.com/office/2019/extlst" xmlns:r="http://schemas.openxmlformats.org/officeDocument/2006/relationships" xmlns:m="http://schemas.openxmlformats.org/officeDocument/2006/math" xmlns:v="urn:schemas-microsoft-com:vml" xmlns:wp14="http://schemas.microsoft.com/office/word/2010/wordprocessingDrawing" xmlns:wp="http://schemas.openxmlformats.org/drawingml/2006/wordprocessingDrawing" xmlns:w10="urn:schemas-microsoft-com:office:word" xmlns:w="http://schemas.openxmlformats.org/wordprocessingml/2006/main" xmlns:w14="http://schemas.microsoft.com/office/word/2010/wordml" xmlns:w15="http://schemas.microsoft.com/office/word/2012/wordml" xmlns:w16cex="http://schemas.microsoft.com/office/word/2018/wordml/cex" xmlns:w16cid="http://schemas.microsoft.com/office/word/2016/wordml/cid" xmlns:w16="http://schemas.microsoft.com/office/word/2018/wordml" xmlns:w16du="http://schemas.microsoft.com/office/word/2023/wordml/word16du" xmlns:w16sdtdh="http://schemas.microsoft.com/office/word/2020/wordml/sdtdatahash" xmlns:w16se="http://schemas.microsoft.com/office/word/2015/wordml/symex" xmlns:wpg="http://schemas.microsoft.com/office/word/2010/wordprocessingGroup" xmlns:wpi="http://schemas.microsoft.com/office/word/2010/wordprocessingInk" xmlns:wne="http://schemas.microsoft.com/office/word/2006/wordml" xmlns:wps="http://schemas.microsoft.com/office/word/2010/wordprocessingShape" mc:Ignorable="w14 w15 w16se w16cid w16 w16cex w16sdtdh w16du wp14">
+<w:footnotes xmlns:wpc="http://schemas.microsoft.com/office/word/2010/wordprocessingCanvas" xmlns:cx="http://schemas.microsoft.com/office/drawing/2014/chartex" xmlns:cx1="http://schemas.microsoft.com/office/drawing/2015/9/8/chartex" xmlns:cx2="http://schemas.microsoft.com/office/drawing/2015/10/21/chartex" xmlns:cx3="http://schemas.microsoft.com/office/drawing/2016/5/9/chartex" xmlns:cx4="http://schemas.microsoft.com/office/drawing/2016/5/10/chartex" xmlns:cx5="http://schemas.microsoft.com/office/drawing/2016/5/11/chartex" xmlns:cx6="http://schemas.microsoft.com/office/drawing/2016/5/12/chartex" xmlns:cx7="http://schemas.microsoft.com/office/drawing/2016/5/13/chartex" xmlns:cx8="http://schemas.microsoft.com/office/drawing/2016/5/14/chartex" xmlns:mc="http://schemas.openxmlformats.org/markup-compatibility/2006" xmlns:aink="http://schemas.microsoft.com/office/drawing/2016/ink" xmlns:am3d="http://schemas.microsoft.com/office/drawing/2017/model3d" xmlns:o="urn:schemas-microsoft-com:office:office" xmlns:oel="http://schemas.microsoft.com/office/2019/extlst" xmlns:r="http://schemas.openxmlformats.org/officeDocument/2006/relationships" xmlns:m="http://schemas.openxmlformats.org/officeDocument/2006/math" xmlns:v="urn:schemas-microsoft-com:vml" xmlns:wp14="http://schemas.microsoft.com/office/word/2010/wordprocessingDrawing" xmlns:wp="http://schemas.openxmlformats.org/drawingml/2006/wordprocessingDrawing" xmlns:w10="urn:schemas-microsoft-com:office:word" xmlns:w="http://schemas.openxmlformats.org/wordprocessingml/2006/main" xmlns:w14="http://schemas.microsoft.com/office/word/2010/wordml" xmlns:w15="http://schemas.microsoft.com/office/word/2012/wordml" xmlns:w16cex="http://schemas.microsoft.com/office/word/2018/wordml/cex" xmlns:w16="http://schemas.microsoft.com/office/word/2018/wordml" xmlns:w16du="http://schemas.microsoft.com/office/word/2023/wordml/word16du" xmlns:w16sdtdh="http://schemas.microsoft.com/office/word/2020/wordml/sdtdatahash" xmlns:w16se="http://schemas.microsoft.com/office/word/2015/wordml/symex" xmlns:wpg="http://schemas.microsoft.com/office/word/2010/wordprocessingGroup" xmlns:wpi="http://schemas.microsoft.com/office/word/2010/wordprocessingInk" xmlns:wne="http://schemas.microsoft.com/office/word/2006/wordml" xmlns:wps="http://schemas.microsoft.com/office/word/2010/wordprocessingShape">
   <w:footnote w:type="separator" w:id="-1">
     <w:p>
       <w:pPr>
@@ -11417,7 +11417,7 @@
 </file>
 
 <file path=word/header1.xml><?xml version="1.0" encoding="utf-8"?>
-<w:hdr xmlns:wpc="http://schemas.microsoft.com/office/word/2010/wordprocessingCanvas" xmlns:cx="http://schemas.microsoft.com/office/drawing/2014/chartex" xmlns:cx1="http://schemas.microsoft.com/office/drawing/2015/9/8/chartex" xmlns:cx2="http://schemas.microsoft.com/office/drawing/2015/10/21/chartex" xmlns:cx3="http://schemas.microsoft.com/office/drawing/2016/5/9/chartex" xmlns:cx4="http://schemas.microsoft.com/office/drawing/2016/5/10/chartex" xmlns:cx5="http://schemas.microsoft.com/office/drawing/2016/5/11/chartex" xmlns:cx6="http://schemas.microsoft.com/office/drawing/2016/5/12/chartex" xmlns:cx7="http://schemas.microsoft.com/office/drawing/2016/5/13/chartex" xmlns:cx8="http://schemas.microsoft.com/office/drawing/2016/5/14/chartex" xmlns:mc="http://schemas.openxmlformats.org/markup-compatibility/2006" xmlns:aink="http://schemas.microsoft.com/office/drawing/2016/ink" xmlns:am3d="http://schemas.microsoft.com/office/drawing/2017/model3d" xmlns:o="urn:schemas-microsoft-com:office:office" xmlns:oel="http://schemas.microsoft.com/office/2019/extlst" xmlns:r="http://schemas.openxmlformats.org/officeDocument/2006/relationships" xmlns:m="http://schemas.openxmlformats.org/officeDocument/2006/math" xmlns:v="urn:schemas-microsoft-com:vml" xmlns:wp14="http://schemas.microsoft.com/office/word/2010/wordprocessingDrawing" xmlns:wp="http://schemas.openxmlformats.org/drawingml/2006/wordprocessingDrawing" xmlns:w10="urn:schemas-microsoft-com:office:word" xmlns:w="http://schemas.openxmlformats.org/wordprocessingml/2006/main" xmlns:w14="http://schemas.microsoft.com/office/word/2010/wordml" xmlns:w15="http://schemas.microsoft.com/office/word/2012/wordml" xmlns:w16cex="http://schemas.microsoft.com/office/word/2018/wordml/cex" xmlns:w16cid="http://schemas.microsoft.com/office/word/2016/wordml/cid" xmlns:w16="http://schemas.microsoft.com/office/word/2018/wordml" xmlns:w16du="http://schemas.microsoft.com/office/word/2023/wordml/word16du" xmlns:w16sdtdh="http://schemas.microsoft.com/office/word/2020/wordml/sdtdatahash" xmlns:w16se="http://schemas.microsoft.com/office/word/2015/wordml/symex" xmlns:wpg="http://schemas.microsoft.com/office/word/2010/wordprocessingGroup" xmlns:wpi="http://schemas.microsoft.com/office/word/2010/wordprocessingInk" xmlns:wne="http://schemas.microsoft.com/office/word/2006/wordml" xmlns:wps="http://schemas.microsoft.com/office/word/2010/wordprocessingShape" mc:Ignorable="w14 w15 w16se w16cid w16 w16cex w16sdtdh w16du wp14">
+<w:hdr xmlns:wpc="http://schemas.microsoft.com/office/word/2010/wordprocessingCanvas" xmlns:cx="http://schemas.microsoft.com/office/drawing/2014/chartex" xmlns:cx1="http://schemas.microsoft.com/office/drawing/2015/9/8/chartex" xmlns:cx2="http://schemas.microsoft.com/office/drawing/2015/10/21/chartex" xmlns:cx3="http://schemas.microsoft.com/office/drawing/2016/5/9/chartex" xmlns:cx4="http://schemas.microsoft.com/office/drawing/2016/5/10/chartex" xmlns:cx5="http://schemas.microsoft.com/office/drawing/2016/5/11/chartex" xmlns:cx6="http://schemas.microsoft.com/office/drawing/2016/5/12/chartex" xmlns:cx7="http://schemas.microsoft.com/office/drawing/2016/5/13/chartex" xmlns:cx8="http://schemas.microsoft.com/office/drawing/2016/5/14/chartex" xmlns:mc="http://schemas.openxmlformats.org/markup-compatibility/2006" xmlns:aink="http://schemas.microsoft.com/office/drawing/2016/ink" xmlns:am3d="http://schemas.microsoft.com/office/drawing/2017/model3d" xmlns:o="urn:schemas-microsoft-com:office:office" xmlns:oel="http://schemas.microsoft.com/office/2019/extlst" xmlns:r="http://schemas.openxmlformats.org/officeDocument/2006/relationships" xmlns:m="http://schemas.openxmlformats.org/officeDocument/2006/math" xmlns:v="urn:schemas-microsoft-com:vml" xmlns:wp14="http://schemas.microsoft.com/office/word/2010/wordprocessingDrawing" xmlns:wp="http://schemas.openxmlformats.org/drawingml/2006/wordprocessingDrawing" xmlns:w10="urn:schemas-microsoft-com:office:word" xmlns:w="http://schemas.openxmlformats.org/wordprocessingml/2006/main" xmlns:w14="http://schemas.microsoft.com/office/word/2010/wordml" xmlns:w15="http://schemas.microsoft.com/office/word/2012/wordml" xmlns:w16cex="http://schemas.microsoft.com/office/word/2018/wordml/cex" xmlns:w16="http://schemas.microsoft.com/office/word/2018/wordml" xmlns:w16du="http://schemas.microsoft.com/office/word/2023/wordml/word16du" xmlns:w16sdtdh="http://schemas.microsoft.com/office/word/2020/wordml/sdtdatahash" xmlns:w16se="http://schemas.microsoft.com/office/word/2015/wordml/symex" xmlns:wpg="http://schemas.microsoft.com/office/word/2010/wordprocessingGroup" xmlns:wpi="http://schemas.microsoft.com/office/word/2010/wordprocessingInk" xmlns:wne="http://schemas.microsoft.com/office/word/2006/wordml" xmlns:wps="http://schemas.microsoft.com/office/word/2010/wordprocessingShape">
   <w:p>
     <w:pPr>
       <w:pStyle w:val="Header"/>
@@ -11427,8 +11427,8 @@
 </file>
 
 <file path=word/numbering.xml><?xml version="1.0" encoding="utf-8"?>
-<w:numbering xmlns:wpc="http://schemas.microsoft.com/office/word/2010/wordprocessingCanvas" xmlns:cx="http://schemas.microsoft.com/office/drawing/2014/chartex" xmlns:cx1="http://schemas.microsoft.com/office/drawing/2015/9/8/chartex" xmlns:cx2="http://schemas.microsoft.com/office/drawing/2015/10/21/chartex" xmlns:cx3="http://schemas.microsoft.com/office/drawing/2016/5/9/chartex" xmlns:cx4="http://schemas.microsoft.com/office/drawing/2016/5/10/chartex" xmlns:cx5="http://schemas.microsoft.com/office/drawing/2016/5/11/chartex" xmlns:cx6="http://schemas.microsoft.com/office/drawing/2016/5/12/chartex" xmlns:cx7="http://schemas.microsoft.com/office/drawing/2016/5/13/chartex" xmlns:cx8="http://schemas.microsoft.com/office/drawing/2016/5/14/chartex" xmlns:mc="http://schemas.openxmlformats.org/markup-compatibility/2006" xmlns:aink="http://schemas.microsoft.com/office/drawing/2016/ink" xmlns:am3d="http://schemas.microsoft.com/office/drawing/2017/model3d" xmlns:o="urn:schemas-microsoft-com:office:office" xmlns:oel="http://schemas.microsoft.com/office/2019/extlst" xmlns:r="http://schemas.openxmlformats.org/officeDocument/2006/relationships" xmlns:m="http://schemas.openxmlformats.org/officeDocument/2006/math" xmlns:v="urn:schemas-microsoft-com:vml" xmlns:wp14="http://schemas.microsoft.com/office/word/2010/wordprocessingDrawing" xmlns:wp="http://schemas.openxmlformats.org/drawingml/2006/wordprocessingDrawing" xmlns:w10="urn:schemas-microsoft-com:office:word" xmlns:w="http://schemas.openxmlformats.org/wordprocessingml/2006/main" xmlns:w14="http://schemas.microsoft.com/office/word/2010/wordml" xmlns:w15="http://schemas.microsoft.com/office/word/2012/wordml" xmlns:w16cex="http://schemas.microsoft.com/office/word/2018/wordml/cex" xmlns:w16cid="http://schemas.microsoft.com/office/word/2016/wordml/cid" xmlns:w16="http://schemas.microsoft.com/office/word/2018/wordml" xmlns:w16du="http://schemas.microsoft.com/office/word/2023/wordml/word16du" xmlns:w16sdtdh="http://schemas.microsoft.com/office/word/2020/wordml/sdtdatahash" xmlns:w16se="http://schemas.microsoft.com/office/word/2015/wordml/symex" xmlns:wpg="http://schemas.microsoft.com/office/word/2010/wordprocessingGroup" xmlns:wpi="http://schemas.microsoft.com/office/word/2010/wordprocessingInk" xmlns:wne="http://schemas.microsoft.com/office/word/2006/wordml" xmlns:wps="http://schemas.microsoft.com/office/word/2010/wordprocessingShape" mc:Ignorable="w14 w15 w16se w16cid w16 w16cex w16sdtdh w16du wp14">
-  <w:abstractNum w:abstractNumId="0" w15:restartNumberingAfterBreak="0">
+<w:numbering xmlns:wpc="http://schemas.microsoft.com/office/word/2010/wordprocessingCanvas" xmlns:cx="http://schemas.microsoft.com/office/drawing/2014/chartex" xmlns:cx1="http://schemas.microsoft.com/office/drawing/2015/9/8/chartex" xmlns:cx2="http://schemas.microsoft.com/office/drawing/2015/10/21/chartex" xmlns:cx3="http://schemas.microsoft.com/office/drawing/2016/5/9/chartex" xmlns:cx4="http://schemas.microsoft.com/office/drawing/2016/5/10/chartex" xmlns:cx5="http://schemas.microsoft.com/office/drawing/2016/5/11/chartex" xmlns:cx6="http://schemas.microsoft.com/office/drawing/2016/5/12/chartex" xmlns:cx7="http://schemas.microsoft.com/office/drawing/2016/5/13/chartex" xmlns:cx8="http://schemas.microsoft.com/office/drawing/2016/5/14/chartex" xmlns:mc="http://schemas.openxmlformats.org/markup-compatibility/2006" xmlns:aink="http://schemas.microsoft.com/office/drawing/2016/ink" xmlns:am3d="http://schemas.microsoft.com/office/drawing/2017/model3d" xmlns:o="urn:schemas-microsoft-com:office:office" xmlns:oel="http://schemas.microsoft.com/office/2019/extlst" xmlns:r="http://schemas.openxmlformats.org/officeDocument/2006/relationships" xmlns:m="http://schemas.openxmlformats.org/officeDocument/2006/math" xmlns:v="urn:schemas-microsoft-com:vml" xmlns:wp14="http://schemas.microsoft.com/office/word/2010/wordprocessingDrawing" xmlns:wp="http://schemas.openxmlformats.org/drawingml/2006/wordprocessingDrawing" xmlns:w10="urn:schemas-microsoft-com:office:word" xmlns:w="http://schemas.openxmlformats.org/wordprocessingml/2006/main" xmlns:w14="http://schemas.microsoft.com/office/word/2010/wordml" xmlns:w15="http://schemas.microsoft.com/office/word/2012/wordml" xmlns:w16cex="http://schemas.microsoft.com/office/word/2018/wordml/cex" xmlns:w16="http://schemas.microsoft.com/office/word/2018/wordml" xmlns:w16du="http://schemas.microsoft.com/office/word/2023/wordml/word16du" xmlns:w16sdtdh="http://schemas.microsoft.com/office/word/2020/wordml/sdtdatahash" xmlns:w16se="http://schemas.microsoft.com/office/word/2015/wordml/symex" xmlns:wpg="http://schemas.microsoft.com/office/word/2010/wordprocessingGroup" xmlns:wpi="http://schemas.microsoft.com/office/word/2010/wordprocessingInk" xmlns:wne="http://schemas.microsoft.com/office/word/2006/wordml" xmlns:wps="http://schemas.microsoft.com/office/word/2010/wordprocessingShape">
+  <w:abstractNum w:abstractNumId="0">
     <w:nsid w:val="55416655"/>
     <w:multiLevelType w:val="hybridMultilevel"/>
     <w:tmpl w:val="3A986032"/>
@@ -11541,7 +11541,7 @@
       </w:rPr>
     </w:lvl>
   </w:abstractNum>
-  <w:abstractNum w:abstractNumId="1" w15:restartNumberingAfterBreak="0">
+  <w:abstractNum w:abstractNumId="1">
     <w:nsid w:val="57A358EB"/>
     <w:multiLevelType w:val="hybridMultilevel"/>
     <w:tmpl w:val="56B4AFFE"/>
@@ -11681,7 +11681,7 @@
       </w:rPr>
     </w:lvl>
   </w:abstractNum>
-  <w:abstractNum w:abstractNumId="2" w15:restartNumberingAfterBreak="0">
+  <w:abstractNum w:abstractNumId="2">
     <w:nsid w:val="6BBD08B4"/>
     <w:multiLevelType w:val="hybridMultilevel"/>
     <w:tmpl w:val="24529EFA"/>
@@ -11771,20 +11771,20 @@
       </w:pPr>
     </w:lvl>
   </w:abstractNum>
-  <w:num w:numId="1" w16cid:durableId="513760784">
+  <w:num w:numId="1">
     <w:abstractNumId w:val="0"/>
   </w:num>
-  <w:num w:numId="2" w16cid:durableId="1146630736">
+  <w:num w:numId="2">
     <w:abstractNumId w:val="2"/>
   </w:num>
-  <w:num w:numId="3" w16cid:durableId="891960680">
+  <w:num w:numId="3">
     <w:abstractNumId w:val="1"/>
   </w:num>
 </w:numbering>
 </file>
 
 <file path=word/styles.xml><?xml version="1.0" encoding="utf-8"?>
-<w:styles xmlns:mc="http://schemas.openxmlformats.org/markup-compatibility/2006" xmlns:r="http://schemas.openxmlformats.org/officeDocument/2006/relationships" xmlns:w="http://schemas.openxmlformats.org/wordprocessingml/2006/main" xmlns:w14="http://schemas.microsoft.com/office/word/2010/wordml" xmlns:w15="http://schemas.microsoft.com/office/word/2012/wordml" xmlns:w16cex="http://schemas.microsoft.com/office/word/2018/wordml/cex" xmlns:w16cid="http://schemas.microsoft.com/office/word/2016/wordml/cid" xmlns:w16="http://schemas.microsoft.com/office/word/2018/wordml" xmlns:w16du="http://schemas.microsoft.com/office/word/2023/wordml/word16du" xmlns:w16sdtdh="http://schemas.microsoft.com/office/word/2020/wordml/sdtdatahash" xmlns:w16se="http://schemas.microsoft.com/office/word/2015/wordml/symex" mc:Ignorable="w14 w15 w16se w16cid w16 w16cex w16sdtdh w16du">
+<w:styles xmlns:mc="http://schemas.openxmlformats.org/markup-compatibility/2006" xmlns:r="http://schemas.openxmlformats.org/officeDocument/2006/relationships" xmlns:w="http://schemas.openxmlformats.org/wordprocessingml/2006/main" xmlns:w14="http://schemas.microsoft.com/office/word/2010/wordml" xmlns:w15="http://schemas.microsoft.com/office/word/2012/wordml" xmlns:w16cex="http://schemas.microsoft.com/office/word/2018/wordml/cex" xmlns:w16="http://schemas.microsoft.com/office/word/2018/wordml" xmlns:w16du="http://schemas.microsoft.com/office/word/2023/wordml/word16du" xmlns:w16sdtdh="http://schemas.microsoft.com/office/word/2020/wordml/sdtdatahash" xmlns:w16se="http://schemas.microsoft.com/office/word/2015/wordml/symex">
   <w:docDefaults>
     <w:rPrDefault>
       <w:rPr>
@@ -12337,7 +12337,6 @@
       <w:rFonts w:ascii="Calibri" w:hAnsi="Calibri"/>
       <w:kern w:val="2"/>
       <w:sz w:val="22"/>
-      <w14:ligatures w14:val="standardContextual"/>
     </w:rPr>
     <w:tblPr>
       <w:tblBorders>

--- a/skills/phong-cntt/assets/du-thao-hop-dong.docx
+++ b/skills/phong-cntt/assets/du-thao-hop-dong.docx
@@ -1,5 +1,76 @@
 
-<file path=word/document.xml><?xml version="1.0" encoding="utf-8"?>
+<file path=./[Content_Types].xml><?xml version="1.0" encoding="utf-8"?>
+<Types xmlns="http://schemas.openxmlformats.org/package/2006/content-types">
+  <Default Extension="rels" ContentType="application/vnd.openxmlformats-package.relationships+xml"/>
+  <Default Extension="xml" ContentType="application/xml"/>
+  <Override PartName="/word/document.xml" ContentType="application/vnd.openxmlformats-officedocument.wordprocessingml.document.main+xml"/>
+  <Override PartName="/word/numbering.xml" ContentType="application/vnd.openxmlformats-officedocument.wordprocessingml.numbering+xml"/>
+  <Override PartName="/word/styles.xml" ContentType="application/vnd.openxmlformats-officedocument.wordprocessingml.styles+xml"/>
+  <Override PartName="/word/settings.xml" ContentType="application/vnd.openxmlformats-officedocument.wordprocessingml.settings+xml"/>
+  <Override PartName="/word/webSettings.xml" ContentType="application/vnd.openxmlformats-officedocument.wordprocessingml.webSettings+xml"/>
+  <Override PartName="/word/footnotes.xml" ContentType="application/vnd.openxmlformats-officedocument.wordprocessingml.footnotes+xml"/>
+  <Override PartName="/word/endnotes.xml" ContentType="application/vnd.openxmlformats-officedocument.wordprocessingml.endnotes+xml"/>
+  <Override PartName="/word/footer1.xml" ContentType="application/vnd.openxmlformats-officedocument.wordprocessingml.footer+xml"/>
+  <Override PartName="/word/header1.xml" ContentType="application/vnd.openxmlformats-officedocument.wordprocessingml.header+xml"/>
+  <Override PartName="/word/fontTable.xml" ContentType="application/vnd.openxmlformats-officedocument.wordprocessingml.fontTable+xml"/>
+  <Override PartName="/word/theme/theme1.xml" ContentType="application/vnd.openxmlformats-officedocument.theme+xml"/>
+  <Override PartName="/docProps/core.xml" ContentType="application/vnd.openxmlformats-package.core-properties+xml"/>
+  <Override PartName="/docProps/app.xml" ContentType="application/vnd.openxmlformats-officedocument.extended-properties+xml"/>
+</Types>
+</file>
+
+<file path=./docProps/app.xml><?xml version="1.0" encoding="utf-8"?>
+<Properties xmlns="http://schemas.openxmlformats.org/officeDocument/2006/extended-properties" xmlns:vt="http://schemas.openxmlformats.org/officeDocument/2006/docPropsVTypes">
+  <Template>Normal.dotm</Template>
+  <TotalTime>5</TotalTime>
+  <Pages>1</Pages>
+  <Words>1503</Words>
+  <Characters>8571</Characters>
+  <Application>Microsoft Office Word</Application>
+  <DocSecurity>0</DocSecurity>
+  <Lines>71</Lines>
+  <Paragraphs>20</Paragraphs>
+  <ScaleCrop>false</ScaleCrop>
+  <HeadingPairs>
+    <vt:vector size="2" baseType="variant">
+      <vt:variant>
+        <vt:lpstr>Title</vt:lpstr>
+      </vt:variant>
+      <vt:variant>
+        <vt:i4>1</vt:i4>
+      </vt:variant>
+    </vt:vector>
+  </HeadingPairs>
+  <TitlesOfParts>
+    <vt:vector size="1" baseType="lpstr">
+      <vt:lpstr/>
+    </vt:vector>
+  </TitlesOfParts>
+  <Company/>
+  <LinksUpToDate>false</LinksUpToDate>
+  <CharactersWithSpaces>10054</CharactersWithSpaces>
+  <SharedDoc>false</SharedDoc>
+  <HyperlinksChanged>false</HyperlinksChanged>
+  <AppVersion>16.0000</AppVersion>
+</Properties>
+</file>
+
+<file path=./docProps/core.xml><?xml version="1.0" encoding="utf-8"?>
+<cp:coreProperties xmlns:cp="http://schemas.openxmlformats.org/package/2006/metadata/core-properties" xmlns:dc="http://purl.org/dc/elements/1.1/" xmlns:dcterms="http://purl.org/dc/terms/" xmlns:dcmitype="http://purl.org/dc/dcmitype/" xmlns:xsi="http://www.w3.org/2001/XMLSchema-instance">
+  <dc:title/>
+  <dc:subject/>
+  <dc:creator>Admin</dc:creator>
+  <cp:keywords/>
+  <dc:description/>
+  <cp:lastModifiedBy>Administrator</cp:lastModifiedBy>
+  <cp:revision>5</cp:revision>
+  <cp:lastPrinted>2026-07-01T08:12:00Z</cp:lastPrinted>
+  <dcterms:created xsi:type="dcterms:W3CDTF">2026-04-11T12:54:00Z</dcterms:created>
+  <dcterms:modified xsi:type="dcterms:W3CDTF">2026-07-01T08:14:00Z</dcterms:modified>
+</cp:coreProperties>
+</file>
+
+<file path=./word/document.xml><?xml version="1.0" encoding="utf-8"?>
 <w:document xmlns:ns1="http://schemas.openxmlformats.org/markup-compatibility/2006" xmlns:ns10="http://schemas.openxmlformats.org/officeDocument/2006/relationships" xmlns:ns2="http://schemas.microsoft.com/office/word/2010/wordml" xmlns:ns3="http://schemas.openxmlformats.org/drawingml/2006/wordprocessingDrawing" xmlns:ns4="http://schemas.microsoft.com/office/word/2010/wordprocessingDrawing" xmlns:ns5="http://schemas.openxmlformats.org/drawingml/2006/main" xmlns:ns6="http://schemas.microsoft.com/office/word/2010/wordprocessingShape" xmlns:ns7="http://schemas.microsoft.com/office/drawing/2010/main" xmlns:ns8="urn:schemas-microsoft-com:vml" xmlns:ns9="urn:schemas-microsoft-com:office:office" xmlns:w="http://schemas.openxmlformats.org/wordprocessingml/2006/main" xmlns:wps="http://schemas.microsoft.com/office/word/2010/wordprocessingShape">
   <w:body>
     <w:p ns2:paraId="0659831B" ns2:textId="77777777">
@@ -11351,7 +11422,7 @@
 </w:document>
 </file>
 
-<file path=word/endnotes.xml><?xml version="1.0" encoding="utf-8"?>
+<file path=./word/endnotes.xml><?xml version="1.0" encoding="utf-8"?>
 <w:endnotes xmlns:wpc="http://schemas.microsoft.com/office/word/2010/wordprocessingCanvas" xmlns:cx="http://schemas.microsoft.com/office/drawing/2014/chartex" xmlns:cx1="http://schemas.microsoft.com/office/drawing/2015/9/8/chartex" xmlns:cx2="http://schemas.microsoft.com/office/drawing/2015/10/21/chartex" xmlns:cx3="http://schemas.microsoft.com/office/drawing/2016/5/9/chartex" xmlns:cx4="http://schemas.microsoft.com/office/drawing/2016/5/10/chartex" xmlns:cx5="http://schemas.microsoft.com/office/drawing/2016/5/11/chartex" xmlns:cx6="http://schemas.microsoft.com/office/drawing/2016/5/12/chartex" xmlns:cx7="http://schemas.microsoft.com/office/drawing/2016/5/13/chartex" xmlns:cx8="http://schemas.microsoft.com/office/drawing/2016/5/14/chartex" xmlns:mc="http://schemas.openxmlformats.org/markup-compatibility/2006" xmlns:aink="http://schemas.microsoft.com/office/drawing/2016/ink" xmlns:am3d="http://schemas.microsoft.com/office/drawing/2017/model3d" xmlns:o="urn:schemas-microsoft-com:office:office" xmlns:oel="http://schemas.microsoft.com/office/2019/extlst" xmlns:r="http://schemas.openxmlformats.org/officeDocument/2006/relationships" xmlns:m="http://schemas.openxmlformats.org/officeDocument/2006/math" xmlns:v="urn:schemas-microsoft-com:vml" xmlns:wp14="http://schemas.microsoft.com/office/word/2010/wordprocessingDrawing" xmlns:wp="http://schemas.openxmlformats.org/drawingml/2006/wordprocessingDrawing" xmlns:w10="urn:schemas-microsoft-com:office:word" xmlns:w="http://schemas.openxmlformats.org/wordprocessingml/2006/main" xmlns:w14="http://schemas.microsoft.com/office/word/2010/wordml" xmlns:w15="http://schemas.microsoft.com/office/word/2012/wordml" xmlns:w16cex="http://schemas.microsoft.com/office/word/2018/wordml/cex" xmlns:w16="http://schemas.microsoft.com/office/word/2018/wordml" xmlns:w16du="http://schemas.microsoft.com/office/word/2023/wordml/word16du" xmlns:w16sdtdh="http://schemas.microsoft.com/office/word/2020/wordml/sdtdatahash" xmlns:w16se="http://schemas.microsoft.com/office/word/2015/wordml/symex" xmlns:wpg="http://schemas.microsoft.com/office/word/2010/wordprocessingGroup" xmlns:wpi="http://schemas.microsoft.com/office/word/2010/wordprocessingInk" xmlns:wne="http://schemas.microsoft.com/office/word/2006/wordml" xmlns:wps="http://schemas.microsoft.com/office/word/2010/wordprocessingShape">
   <w:endnote w:type="separator" w:id="-1">
     <w:p>
@@ -11376,7 +11447,79 @@
 </w:endnotes>
 </file>
 
-<file path=word/footer1.xml><?xml version="1.0" encoding="utf-8"?>
+<file path=./word/fontTable.xml><?xml version="1.0" encoding="utf-8"?>
+<w:fonts xmlns:mc="http://schemas.openxmlformats.org/markup-compatibility/2006" xmlns:r="http://schemas.openxmlformats.org/officeDocument/2006/relationships" xmlns:w="http://schemas.openxmlformats.org/wordprocessingml/2006/main" xmlns:w14="http://schemas.microsoft.com/office/word/2010/wordml" xmlns:w15="http://schemas.microsoft.com/office/word/2012/wordml" xmlns:w16cex="http://schemas.microsoft.com/office/word/2018/wordml/cex" xmlns:w16="http://schemas.microsoft.com/office/word/2018/wordml" xmlns:w16du="http://schemas.microsoft.com/office/word/2023/wordml/word16du" xmlns:w16sdtdh="http://schemas.microsoft.com/office/word/2020/wordml/sdtdatahash" xmlns:w16se="http://schemas.microsoft.com/office/word/2015/wordml/symex">
+  <w:font w:name="Arial">
+    <w:panose1 w:val="020B0604020202020204"/>
+    <w:family w:val="swiss"/>
+    <w:pitch w:val="variable"/>
+    <w:sig w:usb0="E0002EFF" w:usb1="C000785B" w:usb2="00000009" w:usb3="00000000" w:csb0="000001FF" w:csb1="00000000"/>
+  </w:font>
+  <w:font w:name="Times New Roman">
+    <w:panose1 w:val="02020603050405020304"/>
+    <w:family w:val="roman"/>
+    <w:pitch w:val="variable"/>
+    <w:sig w:usb0="E0002EFF" w:usb1="C000785B" w:usb2="00000009" w:usb3="00000000" w:csb0="000001FF" w:csb1="00000000"/>
+  </w:font>
+  <w:font w:name="Courier New">
+    <w:panose1 w:val="02070309020205020404"/>
+    <w:family w:val="modern"/>
+    <w:pitch w:val="fixed"/>
+    <w:sig w:usb0="E0002EFF" w:usb1="C0007843" w:usb2="00000009" w:usb3="00000000" w:csb0="000001FF" w:csb1="00000000"/>
+  </w:font>
+  <w:font w:name="Wingdings">
+    <w:panose1 w:val="05000000000000000000"/>
+    <w:family w:val="auto"/>
+    <w:pitch w:val="variable"/>
+    <w:sig w:usb0="00000000" w:usb1="10000000" w:usb2="00000000" w:usb3="00000000" w:csb0="80000000" w:csb1="00000000"/>
+  </w:font>
+  <w:font w:name="Symbol">
+    <w:panose1 w:val="05050102010706020507"/>
+    <w:family w:val="roman"/>
+    <w:pitch w:val="variable"/>
+    <w:sig w:usb0="00000000" w:usb1="10000000" w:usb2="00000000" w:usb3="00000000" w:csb0="80000000" w:csb1="00000000"/>
+  </w:font>
+  <w:font w:name="MS Mincho">
+    <w:altName w:val="ＭＳ 明朝"/>
+    <w:panose1 w:val="02020609040205080304"/>
+    <w:family w:val="modern"/>
+    <w:pitch w:val="fixed"/>
+    <w:sig w:usb0="E00002FF" w:usb1="6AC7FDFB" w:usb2="08000012" w:usb3="00000000" w:csb0="0002009F" w:csb1="00000000"/>
+  </w:font>
+  <w:font w:name="Calibri">
+    <w:panose1 w:val="020F0502020204030204"/>
+    <w:family w:val="swiss"/>
+    <w:pitch w:val="variable"/>
+    <w:sig w:usb0="E4002EFF" w:usb1="C000247B" w:usb2="00000009" w:usb3="00000000" w:csb0="000001FF" w:csb1="00000000"/>
+  </w:font>
+  <w:font w:name=".VnTime">
+    <w:panose1 w:val="020B7200000000000000"/>
+    <w:family w:val="swiss"/>
+    <w:pitch w:val="variable"/>
+    <w:sig w:usb0="00000003" w:usb1="00000000" w:usb2="00000000" w:usb3="00000000" w:csb0="00000001" w:csb1="00000000"/>
+  </w:font>
+  <w:font w:name="Tahoma">
+    <w:panose1 w:val="020B0604030504040204"/>
+    <w:family w:val="swiss"/>
+    <w:pitch w:val="variable"/>
+    <w:sig w:usb0="E1002EFF" w:usb1="C000605B" w:usb2="00000029" w:usb3="00000000" w:csb0="000101FF" w:csb1="00000000"/>
+  </w:font>
+  <w:font w:name="Arial Unicode MS">
+    <w:panose1 w:val="020B0604020202020204"/>
+    <w:family w:val="swiss"/>
+    <w:pitch w:val="variable"/>
+    <w:sig w:usb0="F7FFAFFF" w:usb1="E9DFFFFF" w:usb2="0000003F" w:usb3="00000000" w:csb0="003F01FF" w:csb1="00000000"/>
+  </w:font>
+  <w:font w:name="Calibri Light">
+    <w:panose1 w:val="020F0302020204030204"/>
+    <w:family w:val="swiss"/>
+    <w:pitch w:val="variable"/>
+    <w:sig w:usb0="E4002EFF" w:usb1="C000247B" w:usb2="00000009" w:usb3="00000000" w:csb0="000001FF" w:csb1="00000000"/>
+  </w:font>
+</w:fonts>
+</file>
+
+<file path=./word/footer1.xml><?xml version="1.0" encoding="utf-8"?>
 <w:ftr xmlns:wpc="http://schemas.microsoft.com/office/word/2010/wordprocessingCanvas" xmlns:cx="http://schemas.microsoft.com/office/drawing/2014/chartex" xmlns:cx1="http://schemas.microsoft.com/office/drawing/2015/9/8/chartex" xmlns:cx2="http://schemas.microsoft.com/office/drawing/2015/10/21/chartex" xmlns:cx3="http://schemas.microsoft.com/office/drawing/2016/5/9/chartex" xmlns:cx4="http://schemas.microsoft.com/office/drawing/2016/5/10/chartex" xmlns:cx5="http://schemas.microsoft.com/office/drawing/2016/5/11/chartex" xmlns:cx6="http://schemas.microsoft.com/office/drawing/2016/5/12/chartex" xmlns:cx7="http://schemas.microsoft.com/office/drawing/2016/5/13/chartex" xmlns:cx8="http://schemas.microsoft.com/office/drawing/2016/5/14/chartex" xmlns:mc="http://schemas.openxmlformats.org/markup-compatibility/2006" xmlns:aink="http://schemas.microsoft.com/office/drawing/2016/ink" xmlns:am3d="http://schemas.microsoft.com/office/drawing/2017/model3d" xmlns:o="urn:schemas-microsoft-com:office:office" xmlns:oel="http://schemas.microsoft.com/office/2019/extlst" xmlns:r="http://schemas.openxmlformats.org/officeDocument/2006/relationships" xmlns:m="http://schemas.openxmlformats.org/officeDocument/2006/math" xmlns:v="urn:schemas-microsoft-com:vml" xmlns:wp14="http://schemas.microsoft.com/office/word/2010/wordprocessingDrawing" xmlns:wp="http://schemas.openxmlformats.org/drawingml/2006/wordprocessingDrawing" xmlns:w10="urn:schemas-microsoft-com:office:word" xmlns:w="http://schemas.openxmlformats.org/wordprocessingml/2006/main" xmlns:w14="http://schemas.microsoft.com/office/word/2010/wordml" xmlns:w15="http://schemas.microsoft.com/office/word/2012/wordml" xmlns:w16cex="http://schemas.microsoft.com/office/word/2018/wordml/cex" xmlns:w16="http://schemas.microsoft.com/office/word/2018/wordml" xmlns:w16du="http://schemas.microsoft.com/office/word/2023/wordml/word16du" xmlns:w16sdtdh="http://schemas.microsoft.com/office/word/2020/wordml/sdtdatahash" xmlns:w16se="http://schemas.microsoft.com/office/word/2015/wordml/symex" xmlns:wpg="http://schemas.microsoft.com/office/word/2010/wordprocessingGroup" xmlns:wpi="http://schemas.microsoft.com/office/word/2010/wordprocessingInk" xmlns:wne="http://schemas.microsoft.com/office/word/2006/wordml" xmlns:wps="http://schemas.microsoft.com/office/word/2010/wordprocessingShape">
   <w:p>
     <w:pPr>
@@ -11391,7 +11534,7 @@
 </w:ftr>
 </file>
 
-<file path=word/footnotes.xml><?xml version="1.0" encoding="utf-8"?>
+<file path=./word/footnotes.xml><?xml version="1.0" encoding="utf-8"?>
 <w:footnotes xmlns:wpc="http://schemas.microsoft.com/office/word/2010/wordprocessingCanvas" xmlns:cx="http://schemas.microsoft.com/office/drawing/2014/chartex" xmlns:cx1="http://schemas.microsoft.com/office/drawing/2015/9/8/chartex" xmlns:cx2="http://schemas.microsoft.com/office/drawing/2015/10/21/chartex" xmlns:cx3="http://schemas.microsoft.com/office/drawing/2016/5/9/chartex" xmlns:cx4="http://schemas.microsoft.com/office/drawing/2016/5/10/chartex" xmlns:cx5="http://schemas.microsoft.com/office/drawing/2016/5/11/chartex" xmlns:cx6="http://schemas.microsoft.com/office/drawing/2016/5/12/chartex" xmlns:cx7="http://schemas.microsoft.com/office/drawing/2016/5/13/chartex" xmlns:cx8="http://schemas.microsoft.com/office/drawing/2016/5/14/chartex" xmlns:mc="http://schemas.openxmlformats.org/markup-compatibility/2006" xmlns:aink="http://schemas.microsoft.com/office/drawing/2016/ink" xmlns:am3d="http://schemas.microsoft.com/office/drawing/2017/model3d" xmlns:o="urn:schemas-microsoft-com:office:office" xmlns:oel="http://schemas.microsoft.com/office/2019/extlst" xmlns:r="http://schemas.openxmlformats.org/officeDocument/2006/relationships" xmlns:m="http://schemas.openxmlformats.org/officeDocument/2006/math" xmlns:v="urn:schemas-microsoft-com:vml" xmlns:wp14="http://schemas.microsoft.com/office/word/2010/wordprocessingDrawing" xmlns:wp="http://schemas.openxmlformats.org/drawingml/2006/wordprocessingDrawing" xmlns:w10="urn:schemas-microsoft-com:office:word" xmlns:w="http://schemas.openxmlformats.org/wordprocessingml/2006/main" xmlns:w14="http://schemas.microsoft.com/office/word/2010/wordml" xmlns:w15="http://schemas.microsoft.com/office/word/2012/wordml" xmlns:w16cex="http://schemas.microsoft.com/office/word/2018/wordml/cex" xmlns:w16="http://schemas.microsoft.com/office/word/2018/wordml" xmlns:w16du="http://schemas.microsoft.com/office/word/2023/wordml/word16du" xmlns:w16sdtdh="http://schemas.microsoft.com/office/word/2020/wordml/sdtdatahash" xmlns:w16se="http://schemas.microsoft.com/office/word/2015/wordml/symex" xmlns:wpg="http://schemas.microsoft.com/office/word/2010/wordprocessingGroup" xmlns:wpi="http://schemas.microsoft.com/office/word/2010/wordprocessingInk" xmlns:wne="http://schemas.microsoft.com/office/word/2006/wordml" xmlns:wps="http://schemas.microsoft.com/office/word/2010/wordprocessingShape">
   <w:footnote w:type="separator" w:id="-1">
     <w:p>
@@ -11416,7 +11559,7 @@
 </w:footnotes>
 </file>
 
-<file path=word/header1.xml><?xml version="1.0" encoding="utf-8"?>
+<file path=./word/header1.xml><?xml version="1.0" encoding="utf-8"?>
 <w:hdr xmlns:wpc="http://schemas.microsoft.com/office/word/2010/wordprocessingCanvas" xmlns:cx="http://schemas.microsoft.com/office/drawing/2014/chartex" xmlns:cx1="http://schemas.microsoft.com/office/drawing/2015/9/8/chartex" xmlns:cx2="http://schemas.microsoft.com/office/drawing/2015/10/21/chartex" xmlns:cx3="http://schemas.microsoft.com/office/drawing/2016/5/9/chartex" xmlns:cx4="http://schemas.microsoft.com/office/drawing/2016/5/10/chartex" xmlns:cx5="http://schemas.microsoft.com/office/drawing/2016/5/11/chartex" xmlns:cx6="http://schemas.microsoft.com/office/drawing/2016/5/12/chartex" xmlns:cx7="http://schemas.microsoft.com/office/drawing/2016/5/13/chartex" xmlns:cx8="http://schemas.microsoft.com/office/drawing/2016/5/14/chartex" xmlns:mc="http://schemas.openxmlformats.org/markup-compatibility/2006" xmlns:aink="http://schemas.microsoft.com/office/drawing/2016/ink" xmlns:am3d="http://schemas.microsoft.com/office/drawing/2017/model3d" xmlns:o="urn:schemas-microsoft-com:office:office" xmlns:oel="http://schemas.microsoft.com/office/2019/extlst" xmlns:r="http://schemas.openxmlformats.org/officeDocument/2006/relationships" xmlns:m="http://schemas.openxmlformats.org/officeDocument/2006/math" xmlns:v="urn:schemas-microsoft-com:vml" xmlns:wp14="http://schemas.microsoft.com/office/word/2010/wordprocessingDrawing" xmlns:wp="http://schemas.openxmlformats.org/drawingml/2006/wordprocessingDrawing" xmlns:w10="urn:schemas-microsoft-com:office:word" xmlns:w="http://schemas.openxmlformats.org/wordprocessingml/2006/main" xmlns:w14="http://schemas.microsoft.com/office/word/2010/wordml" xmlns:w15="http://schemas.microsoft.com/office/word/2012/wordml" xmlns:w16cex="http://schemas.microsoft.com/office/word/2018/wordml/cex" xmlns:w16="http://schemas.microsoft.com/office/word/2018/wordml" xmlns:w16du="http://schemas.microsoft.com/office/word/2023/wordml/word16du" xmlns:w16sdtdh="http://schemas.microsoft.com/office/word/2020/wordml/sdtdatahash" xmlns:w16se="http://schemas.microsoft.com/office/word/2015/wordml/symex" xmlns:wpg="http://schemas.microsoft.com/office/word/2010/wordprocessingGroup" xmlns:wpi="http://schemas.microsoft.com/office/word/2010/wordprocessingInk" xmlns:wne="http://schemas.microsoft.com/office/word/2006/wordml" xmlns:wps="http://schemas.microsoft.com/office/word/2010/wordprocessingShape">
   <w:p>
     <w:pPr>
@@ -11426,7 +11569,7 @@
 </w:hdr>
 </file>
 
-<file path=word/numbering.xml><?xml version="1.0" encoding="utf-8"?>
+<file path=./word/numbering.xml><?xml version="1.0" encoding="utf-8"?>
 <w:numbering xmlns:wpc="http://schemas.microsoft.com/office/word/2010/wordprocessingCanvas" xmlns:cx="http://schemas.microsoft.com/office/drawing/2014/chartex" xmlns:cx1="http://schemas.microsoft.com/office/drawing/2015/9/8/chartex" xmlns:cx2="http://schemas.microsoft.com/office/drawing/2015/10/21/chartex" xmlns:cx3="http://schemas.microsoft.com/office/drawing/2016/5/9/chartex" xmlns:cx4="http://schemas.microsoft.com/office/drawing/2016/5/10/chartex" xmlns:cx5="http://schemas.microsoft.com/office/drawing/2016/5/11/chartex" xmlns:cx6="http://schemas.microsoft.com/office/drawing/2016/5/12/chartex" xmlns:cx7="http://schemas.microsoft.com/office/drawing/2016/5/13/chartex" xmlns:cx8="http://schemas.microsoft.com/office/drawing/2016/5/14/chartex" xmlns:mc="http://schemas.openxmlformats.org/markup-compatibility/2006" xmlns:aink="http://schemas.microsoft.com/office/drawing/2016/ink" xmlns:am3d="http://schemas.microsoft.com/office/drawing/2017/model3d" xmlns:o="urn:schemas-microsoft-com:office:office" xmlns:oel="http://schemas.microsoft.com/office/2019/extlst" xmlns:r="http://schemas.openxmlformats.org/officeDocument/2006/relationships" xmlns:m="http://schemas.openxmlformats.org/officeDocument/2006/math" xmlns:v="urn:schemas-microsoft-com:vml" xmlns:wp14="http://schemas.microsoft.com/office/word/2010/wordprocessingDrawing" xmlns:wp="http://schemas.openxmlformats.org/drawingml/2006/wordprocessingDrawing" xmlns:w10="urn:schemas-microsoft-com:office:word" xmlns:w="http://schemas.openxmlformats.org/wordprocessingml/2006/main" xmlns:w14="http://schemas.microsoft.com/office/word/2010/wordml" xmlns:w15="http://schemas.microsoft.com/office/word/2012/wordml" xmlns:w16cex="http://schemas.microsoft.com/office/word/2018/wordml/cex" xmlns:w16="http://schemas.microsoft.com/office/word/2018/wordml" xmlns:w16du="http://schemas.microsoft.com/office/word/2023/wordml/word16du" xmlns:w16sdtdh="http://schemas.microsoft.com/office/word/2020/wordml/sdtdatahash" xmlns:w16se="http://schemas.microsoft.com/office/word/2015/wordml/symex" xmlns:wpg="http://schemas.microsoft.com/office/word/2010/wordprocessingGroup" xmlns:wpi="http://schemas.microsoft.com/office/word/2010/wordprocessingInk" xmlns:wne="http://schemas.microsoft.com/office/word/2006/wordml" xmlns:wps="http://schemas.microsoft.com/office/word/2010/wordprocessingShape">
   <w:abstractNum w:abstractNumId="0">
     <w:nsid w:val="55416655"/>
@@ -11783,7 +11926,441 @@
 </w:numbering>
 </file>
 
-<file path=word/styles.xml><?xml version="1.0" encoding="utf-8"?>
+<file path=./word/settings.xml><?xml version="1.0" encoding="utf-8"?>
+<w:settings xmlns:mc="http://schemas.openxmlformats.org/markup-compatibility/2006" xmlns:o="urn:schemas-microsoft-com:office:office" xmlns:r="http://schemas.openxmlformats.org/officeDocument/2006/relationships" xmlns:m="http://schemas.openxmlformats.org/officeDocument/2006/math" xmlns:v="urn:schemas-microsoft-com:vml" xmlns:w10="urn:schemas-microsoft-com:office:word" xmlns:w="http://schemas.openxmlformats.org/wordprocessingml/2006/main" xmlns:w14="http://schemas.microsoft.com/office/word/2010/wordml" xmlns:w15="http://schemas.microsoft.com/office/word/2012/wordml" xmlns:w16cex="http://schemas.microsoft.com/office/word/2018/wordml/cex" xmlns:w16="http://schemas.microsoft.com/office/word/2018/wordml" xmlns:w16du="http://schemas.microsoft.com/office/word/2023/wordml/word16du" xmlns:w16sdtdh="http://schemas.microsoft.com/office/word/2020/wordml/sdtdatahash" xmlns:w16se="http://schemas.microsoft.com/office/word/2015/wordml/symex" xmlns:sl="http://schemas.openxmlformats.org/schemaLibrary/2006/main">
+  <w:zoom w:percent="100"/>
+  <w:hideSpellingErrors/>
+  <w:defaultTabStop w:val="720"/>
+  <w:drawingGridHorizontalSpacing w:val="140"/>
+  <w:drawingGridVerticalSpacing w:val="381"/>
+  <w:displayHorizontalDrawingGridEvery w:val="2"/>
+  <w:characterSpacingControl w:val="doNotCompress"/>
+  <w:hdrShapeDefaults>
+    <o:shapedefaults v:ext="edit" spidmax="2050"/>
+  </w:hdrShapeDefaults>
+  <w:compat>
+    <w:compatSetting w:name="compatibilityMode" w:uri="http://schemas.microsoft.com/office/word" w:val="15"/>
+    <w:compatSetting w:name="overrideTableStyleFontSizeAndJustification" w:uri="http://schemas.microsoft.com/office/word" w:val="1"/>
+    <w:compatSetting w:name="enableOpenTypeFeatures" w:uri="http://schemas.microsoft.com/office/word" w:val="1"/>
+    <w:compatSetting w:name="doNotFlipMirrorIndents" w:uri="http://schemas.microsoft.com/office/word" w:val="1"/>
+    <w:compatSetting w:name="differentiateMultirowTableHeaders" w:uri="http://schemas.microsoft.com/office/word" w:val="1"/>
+    <w:compatSetting w:name="useWord2013TrackBottomHyphenation" w:uri="http://schemas.microsoft.com/office/word" w:val="0"/>
+  </w:compat>
+  <w:rsids>
+    <w:rsidRoot w:val="00F4356C"/>
+    <w:rsid w:val="00000E55"/>
+    <w:rsid w:val="00005BED"/>
+    <w:rsid w:val="00011239"/>
+    <w:rsid w:val="00013BC3"/>
+    <w:rsid w:val="00025B42"/>
+    <w:rsid w:val="0004377A"/>
+    <w:rsid w:val="00051DAB"/>
+    <w:rsid w:val="00056E09"/>
+    <w:rsid w:val="000600D3"/>
+    <w:rsid w:val="00072678"/>
+    <w:rsid w:val="00075B96"/>
+    <w:rsid w:val="00076A5C"/>
+    <w:rsid w:val="0007783F"/>
+    <w:rsid w:val="00081633"/>
+    <w:rsid w:val="00083200"/>
+    <w:rsid w:val="000839C2"/>
+    <w:rsid w:val="000875E1"/>
+    <w:rsid w:val="000937AA"/>
+    <w:rsid w:val="00096A2A"/>
+    <w:rsid w:val="000A1678"/>
+    <w:rsid w:val="000A1D39"/>
+    <w:rsid w:val="000C50E7"/>
+    <w:rsid w:val="000D1288"/>
+    <w:rsid w:val="000D4DEA"/>
+    <w:rsid w:val="000E3990"/>
+    <w:rsid w:val="000E46BA"/>
+    <w:rsid w:val="000E6DF7"/>
+    <w:rsid w:val="000F691C"/>
+    <w:rsid w:val="001109D2"/>
+    <w:rsid w:val="0012058D"/>
+    <w:rsid w:val="001207CB"/>
+    <w:rsid w:val="00121964"/>
+    <w:rsid w:val="001237AA"/>
+    <w:rsid w:val="00124A1B"/>
+    <w:rsid w:val="001318CE"/>
+    <w:rsid w:val="00131EF2"/>
+    <w:rsid w:val="00134C50"/>
+    <w:rsid w:val="001378D4"/>
+    <w:rsid w:val="00141C0B"/>
+    <w:rsid w:val="00142ED4"/>
+    <w:rsid w:val="001578EC"/>
+    <w:rsid w:val="001623AA"/>
+    <w:rsid w:val="001633A4"/>
+    <w:rsid w:val="00170C7E"/>
+    <w:rsid w:val="00184791"/>
+    <w:rsid w:val="001924B9"/>
+    <w:rsid w:val="00197CEF"/>
+    <w:rsid w:val="001A3786"/>
+    <w:rsid w:val="001A4E0E"/>
+    <w:rsid w:val="001A6146"/>
+    <w:rsid w:val="001A729E"/>
+    <w:rsid w:val="001B0A16"/>
+    <w:rsid w:val="001B2181"/>
+    <w:rsid w:val="001C3C93"/>
+    <w:rsid w:val="001E4E54"/>
+    <w:rsid w:val="001E6C94"/>
+    <w:rsid w:val="001F1C52"/>
+    <w:rsid w:val="0020114E"/>
+    <w:rsid w:val="0022164D"/>
+    <w:rsid w:val="002312D3"/>
+    <w:rsid w:val="00241670"/>
+    <w:rsid w:val="00244D76"/>
+    <w:rsid w:val="00254547"/>
+    <w:rsid w:val="00265DE1"/>
+    <w:rsid w:val="002665BC"/>
+    <w:rsid w:val="002842D1"/>
+    <w:rsid w:val="00293E4D"/>
+    <w:rsid w:val="0029414E"/>
+    <w:rsid w:val="002B6494"/>
+    <w:rsid w:val="002C0D81"/>
+    <w:rsid w:val="002C1694"/>
+    <w:rsid w:val="002C505A"/>
+    <w:rsid w:val="002C51E1"/>
+    <w:rsid w:val="002C6409"/>
+    <w:rsid w:val="002D2DF9"/>
+    <w:rsid w:val="002D3E1A"/>
+    <w:rsid w:val="002D6ACA"/>
+    <w:rsid w:val="002E1F92"/>
+    <w:rsid w:val="002F3FB1"/>
+    <w:rsid w:val="002F6EE3"/>
+    <w:rsid w:val="00317A17"/>
+    <w:rsid w:val="003567E7"/>
+    <w:rsid w:val="00373CEB"/>
+    <w:rsid w:val="00385A5D"/>
+    <w:rsid w:val="003905AB"/>
+    <w:rsid w:val="00391440"/>
+    <w:rsid w:val="00393CD3"/>
+    <w:rsid w:val="003A4051"/>
+    <w:rsid w:val="003B1857"/>
+    <w:rsid w:val="003D45CA"/>
+    <w:rsid w:val="003D5370"/>
+    <w:rsid w:val="003F22B8"/>
+    <w:rsid w:val="003F5ACC"/>
+    <w:rsid w:val="004079AD"/>
+    <w:rsid w:val="00423FA1"/>
+    <w:rsid w:val="00437539"/>
+    <w:rsid w:val="004631AF"/>
+    <w:rsid w:val="004728BA"/>
+    <w:rsid w:val="00473F65"/>
+    <w:rsid w:val="0047582A"/>
+    <w:rsid w:val="004763CE"/>
+    <w:rsid w:val="004A58C1"/>
+    <w:rsid w:val="004B4BC7"/>
+    <w:rsid w:val="004B65AB"/>
+    <w:rsid w:val="004C0E08"/>
+    <w:rsid w:val="004C25D5"/>
+    <w:rsid w:val="004C5A27"/>
+    <w:rsid w:val="004E0DDA"/>
+    <w:rsid w:val="004F16F1"/>
+    <w:rsid w:val="004F1D52"/>
+    <w:rsid w:val="004F46EE"/>
+    <w:rsid w:val="004F6437"/>
+    <w:rsid w:val="004F6E58"/>
+    <w:rsid w:val="00500FBF"/>
+    <w:rsid w:val="005172E7"/>
+    <w:rsid w:val="00523055"/>
+    <w:rsid w:val="00530F3B"/>
+    <w:rsid w:val="005573D3"/>
+    <w:rsid w:val="00571FC5"/>
+    <w:rsid w:val="00574975"/>
+    <w:rsid w:val="00574A14"/>
+    <w:rsid w:val="005904F0"/>
+    <w:rsid w:val="005939E4"/>
+    <w:rsid w:val="005A2992"/>
+    <w:rsid w:val="005B6340"/>
+    <w:rsid w:val="005C04AE"/>
+    <w:rsid w:val="005D6BF8"/>
+    <w:rsid w:val="005E5576"/>
+    <w:rsid w:val="005E76CA"/>
+    <w:rsid w:val="00614A72"/>
+    <w:rsid w:val="00622A43"/>
+    <w:rsid w:val="00640099"/>
+    <w:rsid w:val="006403B3"/>
+    <w:rsid w:val="00642B6E"/>
+    <w:rsid w:val="0064315E"/>
+    <w:rsid w:val="00650232"/>
+    <w:rsid w:val="0065042A"/>
+    <w:rsid w:val="00656215"/>
+    <w:rsid w:val="00663A80"/>
+    <w:rsid w:val="006A79F4"/>
+    <w:rsid w:val="006B752B"/>
+    <w:rsid w:val="006C5722"/>
+    <w:rsid w:val="006C644F"/>
+    <w:rsid w:val="006E3C3F"/>
+    <w:rsid w:val="006E5CF8"/>
+    <w:rsid w:val="006F674A"/>
+    <w:rsid w:val="006F796A"/>
+    <w:rsid w:val="00701BDA"/>
+    <w:rsid w:val="00704854"/>
+    <w:rsid w:val="00705E99"/>
+    <w:rsid w:val="00725A54"/>
+    <w:rsid w:val="007340C9"/>
+    <w:rsid w:val="007372A3"/>
+    <w:rsid w:val="00737B59"/>
+    <w:rsid w:val="00742235"/>
+    <w:rsid w:val="00745F48"/>
+    <w:rsid w:val="00751A24"/>
+    <w:rsid w:val="0075695B"/>
+    <w:rsid w:val="00763279"/>
+    <w:rsid w:val="007657AF"/>
+    <w:rsid w:val="00765B2D"/>
+    <w:rsid w:val="00770217"/>
+    <w:rsid w:val="00773036"/>
+    <w:rsid w:val="00773FD9"/>
+    <w:rsid w:val="0078214F"/>
+    <w:rsid w:val="00782F63"/>
+    <w:rsid w:val="007A085F"/>
+    <w:rsid w:val="007A1323"/>
+    <w:rsid w:val="007A2F9D"/>
+    <w:rsid w:val="007B4118"/>
+    <w:rsid w:val="007B7E74"/>
+    <w:rsid w:val="007C2994"/>
+    <w:rsid w:val="007D112A"/>
+    <w:rsid w:val="007D2A64"/>
+    <w:rsid w:val="007F3D78"/>
+    <w:rsid w:val="0080103E"/>
+    <w:rsid w:val="00801988"/>
+    <w:rsid w:val="00802438"/>
+    <w:rsid w:val="00802BA6"/>
+    <w:rsid w:val="008115AA"/>
+    <w:rsid w:val="00811BA6"/>
+    <w:rsid w:val="008169C5"/>
+    <w:rsid w:val="00816A56"/>
+    <w:rsid w:val="00821D7E"/>
+    <w:rsid w:val="008273F4"/>
+    <w:rsid w:val="00827A11"/>
+    <w:rsid w:val="00832BDE"/>
+    <w:rsid w:val="0084147E"/>
+    <w:rsid w:val="00845871"/>
+    <w:rsid w:val="008603E1"/>
+    <w:rsid w:val="008640F0"/>
+    <w:rsid w:val="008708A0"/>
+    <w:rsid w:val="0087131C"/>
+    <w:rsid w:val="00886CCD"/>
+    <w:rsid w:val="00890FC5"/>
+    <w:rsid w:val="008928F4"/>
+    <w:rsid w:val="00894FE6"/>
+    <w:rsid w:val="008C1420"/>
+    <w:rsid w:val="008C6F9B"/>
+    <w:rsid w:val="008D0417"/>
+    <w:rsid w:val="008D2F70"/>
+    <w:rsid w:val="008F38F5"/>
+    <w:rsid w:val="009014C7"/>
+    <w:rsid w:val="00901818"/>
+    <w:rsid w:val="00917994"/>
+    <w:rsid w:val="009268F5"/>
+    <w:rsid w:val="00927F96"/>
+    <w:rsid w:val="00931F72"/>
+    <w:rsid w:val="0093631F"/>
+    <w:rsid w:val="0094717D"/>
+    <w:rsid w:val="00955690"/>
+    <w:rsid w:val="009565A2"/>
+    <w:rsid w:val="00956DE9"/>
+    <w:rsid w:val="00957536"/>
+    <w:rsid w:val="00966654"/>
+    <w:rsid w:val="00971205"/>
+    <w:rsid w:val="00976054"/>
+    <w:rsid w:val="00976C02"/>
+    <w:rsid w:val="0098425E"/>
+    <w:rsid w:val="009A3891"/>
+    <w:rsid w:val="009A50DB"/>
+    <w:rsid w:val="009A7F27"/>
+    <w:rsid w:val="009B01CD"/>
+    <w:rsid w:val="009C4D35"/>
+    <w:rsid w:val="009C768F"/>
+    <w:rsid w:val="009D027F"/>
+    <w:rsid w:val="009E3E85"/>
+    <w:rsid w:val="009E41E2"/>
+    <w:rsid w:val="009F23DF"/>
+    <w:rsid w:val="009F5974"/>
+    <w:rsid w:val="009F7094"/>
+    <w:rsid w:val="00A0612F"/>
+    <w:rsid w:val="00A07928"/>
+    <w:rsid w:val="00A17F80"/>
+    <w:rsid w:val="00A30421"/>
+    <w:rsid w:val="00A416C3"/>
+    <w:rsid w:val="00A5171A"/>
+    <w:rsid w:val="00A70E2A"/>
+    <w:rsid w:val="00A73D0A"/>
+    <w:rsid w:val="00A75C72"/>
+    <w:rsid w:val="00A77E14"/>
+    <w:rsid w:val="00A85553"/>
+    <w:rsid w:val="00A87B24"/>
+    <w:rsid w:val="00A909B8"/>
+    <w:rsid w:val="00A93A50"/>
+    <w:rsid w:val="00A944FE"/>
+    <w:rsid w:val="00AA1BDE"/>
+    <w:rsid w:val="00AB0BCD"/>
+    <w:rsid w:val="00AB11A4"/>
+    <w:rsid w:val="00AC59C5"/>
+    <w:rsid w:val="00AC73D2"/>
+    <w:rsid w:val="00AD67EE"/>
+    <w:rsid w:val="00AE1462"/>
+    <w:rsid w:val="00AF0740"/>
+    <w:rsid w:val="00AF6012"/>
+    <w:rsid w:val="00B077B7"/>
+    <w:rsid w:val="00B103CF"/>
+    <w:rsid w:val="00B118B7"/>
+    <w:rsid w:val="00B12014"/>
+    <w:rsid w:val="00B1495D"/>
+    <w:rsid w:val="00B162B4"/>
+    <w:rsid w:val="00B21C9D"/>
+    <w:rsid w:val="00B23B92"/>
+    <w:rsid w:val="00B40D74"/>
+    <w:rsid w:val="00B44D2F"/>
+    <w:rsid w:val="00B47DD3"/>
+    <w:rsid w:val="00B50E57"/>
+    <w:rsid w:val="00B572FC"/>
+    <w:rsid w:val="00B66E67"/>
+    <w:rsid w:val="00B720EC"/>
+    <w:rsid w:val="00B7714C"/>
+    <w:rsid w:val="00B81990"/>
+    <w:rsid w:val="00B82A47"/>
+    <w:rsid w:val="00B8352C"/>
+    <w:rsid w:val="00B83D96"/>
+    <w:rsid w:val="00B8708F"/>
+    <w:rsid w:val="00B908F9"/>
+    <w:rsid w:val="00B94719"/>
+    <w:rsid w:val="00BA7E66"/>
+    <w:rsid w:val="00BB27CC"/>
+    <w:rsid w:val="00BB77AA"/>
+    <w:rsid w:val="00BE37F5"/>
+    <w:rsid w:val="00BF3FD0"/>
+    <w:rsid w:val="00BF6FAE"/>
+    <w:rsid w:val="00C020F6"/>
+    <w:rsid w:val="00C06A6A"/>
+    <w:rsid w:val="00C16C78"/>
+    <w:rsid w:val="00C228E7"/>
+    <w:rsid w:val="00C26964"/>
+    <w:rsid w:val="00C4130D"/>
+    <w:rsid w:val="00C66081"/>
+    <w:rsid w:val="00C73B0C"/>
+    <w:rsid w:val="00C86241"/>
+    <w:rsid w:val="00C96969"/>
+    <w:rsid w:val="00CB2A08"/>
+    <w:rsid w:val="00CB39B7"/>
+    <w:rsid w:val="00CB4B9A"/>
+    <w:rsid w:val="00CB7B6E"/>
+    <w:rsid w:val="00CC0F4D"/>
+    <w:rsid w:val="00CC3F8B"/>
+    <w:rsid w:val="00CD3DC3"/>
+    <w:rsid w:val="00CD5057"/>
+    <w:rsid w:val="00CD6294"/>
+    <w:rsid w:val="00CE13B8"/>
+    <w:rsid w:val="00CE622D"/>
+    <w:rsid w:val="00CF58D5"/>
+    <w:rsid w:val="00D01A3A"/>
+    <w:rsid w:val="00D01C19"/>
+    <w:rsid w:val="00D30893"/>
+    <w:rsid w:val="00D310F2"/>
+    <w:rsid w:val="00D31ABC"/>
+    <w:rsid w:val="00D32CFC"/>
+    <w:rsid w:val="00D54C15"/>
+    <w:rsid w:val="00D6066E"/>
+    <w:rsid w:val="00D665D8"/>
+    <w:rsid w:val="00D703D8"/>
+    <w:rsid w:val="00D73570"/>
+    <w:rsid w:val="00D74158"/>
+    <w:rsid w:val="00D74E12"/>
+    <w:rsid w:val="00D76BE1"/>
+    <w:rsid w:val="00D97DE5"/>
+    <w:rsid w:val="00DB0BEE"/>
+    <w:rsid w:val="00DB1CED"/>
+    <w:rsid w:val="00DB2E66"/>
+    <w:rsid w:val="00DB758F"/>
+    <w:rsid w:val="00DC0E64"/>
+    <w:rsid w:val="00DC5C5E"/>
+    <w:rsid w:val="00DD0BB2"/>
+    <w:rsid w:val="00DD217C"/>
+    <w:rsid w:val="00DD2A41"/>
+    <w:rsid w:val="00DD4702"/>
+    <w:rsid w:val="00DD4C78"/>
+    <w:rsid w:val="00DF146E"/>
+    <w:rsid w:val="00E159FB"/>
+    <w:rsid w:val="00E20E3B"/>
+    <w:rsid w:val="00E33EBA"/>
+    <w:rsid w:val="00E36F47"/>
+    <w:rsid w:val="00E37CE6"/>
+    <w:rsid w:val="00E427D7"/>
+    <w:rsid w:val="00E509B1"/>
+    <w:rsid w:val="00E525C7"/>
+    <w:rsid w:val="00E54AD9"/>
+    <w:rsid w:val="00E559A9"/>
+    <w:rsid w:val="00E64B00"/>
+    <w:rsid w:val="00E671C7"/>
+    <w:rsid w:val="00E7501D"/>
+    <w:rsid w:val="00E75DAD"/>
+    <w:rsid w:val="00EA0EF5"/>
+    <w:rsid w:val="00EA3024"/>
+    <w:rsid w:val="00EA6847"/>
+    <w:rsid w:val="00EC1924"/>
+    <w:rsid w:val="00EC7C2F"/>
+    <w:rsid w:val="00ED7B30"/>
+    <w:rsid w:val="00EE0B7E"/>
+    <w:rsid w:val="00EF629D"/>
+    <w:rsid w:val="00F01653"/>
+    <w:rsid w:val="00F17229"/>
+    <w:rsid w:val="00F211D2"/>
+    <w:rsid w:val="00F238AA"/>
+    <w:rsid w:val="00F33E71"/>
+    <w:rsid w:val="00F3638D"/>
+    <w:rsid w:val="00F4356C"/>
+    <w:rsid w:val="00F47AED"/>
+    <w:rsid w:val="00F54C29"/>
+    <w:rsid w:val="00F610D6"/>
+    <w:rsid w:val="00F6746F"/>
+    <w:rsid w:val="00F721E5"/>
+    <w:rsid w:val="00F726DD"/>
+    <w:rsid w:val="00F81358"/>
+    <w:rsid w:val="00F819A8"/>
+    <w:rsid w:val="00F835C4"/>
+    <w:rsid w:val="00F86A1C"/>
+    <w:rsid w:val="00F9201B"/>
+    <w:rsid w:val="00F922E7"/>
+    <w:rsid w:val="00FA5268"/>
+    <w:rsid w:val="00FB12E7"/>
+    <w:rsid w:val="00FB4272"/>
+    <w:rsid w:val="00FD08B9"/>
+    <w:rsid w:val="00FD6368"/>
+    <w:rsid w:val="00FD65B6"/>
+    <w:rsid w:val="00FE64B3"/>
+    <w:rsid w:val="00FE7EFF"/>
+    <w:rsid w:val="00FF5B50"/>
+  </w:rsids>
+  <m:mathPr>
+    <m:mathFont m:val="Cambria Math"/>
+    <m:brkBin m:val="before"/>
+    <m:brkBinSub m:val="--"/>
+    <m:smallFrac m:val="0"/>
+    <m:dispDef/>
+    <m:lMargin m:val="0"/>
+    <m:rMargin m:val="0"/>
+    <m:defJc m:val="centerGroup"/>
+    <m:wrapIndent m:val="1440"/>
+    <m:intLim m:val="subSup"/>
+    <m:naryLim m:val="undOvr"/>
+  </m:mathPr>
+  <w:themeFontLang w:val="en-US"/>
+  <w:clrSchemeMapping w:bg1="light1" w:t1="dark1" w:bg2="light2" w:t2="dark2" w:accent1="accent1" w:accent2="accent2" w:accent3="accent3" w:accent4="accent4" w:accent5="accent5" w:accent6="accent6" w:hyperlink="hyperlink" w:followedHyperlink="followedHyperlink"/>
+  <w:shapeDefaults>
+    <o:shapedefaults v:ext="edit" spidmax="2050"/>
+    <o:shapelayout v:ext="edit">
+      <o:idmap v:ext="edit" data="2"/>
+    </o:shapelayout>
+  </w:shapeDefaults>
+  <w:decimalSymbol w:val="."/>
+  <w:listSeparator w:val=","/>
+  <w14:docId w14:val="75C4BFFB"/>
+  <w15:docId w15:val="{E598D243-A695-4850-8169-904D1D843051}"/>
+</w:settings>
+</file>
+
+<file path=./word/styles.xml><?xml version="1.0" encoding="utf-8"?>
 <w:styles xmlns:mc="http://schemas.openxmlformats.org/markup-compatibility/2006" xmlns:r="http://schemas.openxmlformats.org/officeDocument/2006/relationships" xmlns:w="http://schemas.openxmlformats.org/wordprocessingml/2006/main" xmlns:w14="http://schemas.microsoft.com/office/word/2010/wordml" xmlns:w15="http://schemas.microsoft.com/office/word/2012/wordml" xmlns:w16cex="http://schemas.microsoft.com/office/word/2018/wordml/cex" xmlns:w16="http://schemas.microsoft.com/office/word/2018/wordml" xmlns:w16du="http://schemas.microsoft.com/office/word/2023/wordml/word16du" xmlns:w16sdtdh="http://schemas.microsoft.com/office/word/2020/wordml/sdtdatahash" xmlns:w16se="http://schemas.microsoft.com/office/word/2015/wordml/symex">
   <w:docDefaults>
     <w:rPrDefault>
@@ -12463,7 +13040,7 @@
 </w:styles>
 </file>
 
-<file path=word/theme/theme1.xml><?xml version="1.0" encoding="utf-8"?>
+<file path=./word/theme/theme1.xml><?xml version="1.0" encoding="utf-8"?>
 <a:theme xmlns:a="http://schemas.openxmlformats.org/drawingml/2006/main" name="Office Theme">
   <a:themeElements>
     <a:clrScheme name="Office">
@@ -12756,4 +13333,12 @@
     </a:ext>
   </a:extLst>
 </a:theme>
+</file>
+
+<file path=./word/webSettings.xml><?xml version="1.0" encoding="utf-8"?>
+<w:webSettings xmlns:mc="http://schemas.openxmlformats.org/markup-compatibility/2006" xmlns:r="http://schemas.openxmlformats.org/officeDocument/2006/relationships" xmlns:w="http://schemas.openxmlformats.org/wordprocessingml/2006/main" xmlns:w14="http://schemas.microsoft.com/office/word/2010/wordml" xmlns:w15="http://schemas.microsoft.com/office/word/2012/wordml" xmlns:w16cex="http://schemas.microsoft.com/office/word/2018/wordml/cex" xmlns:w16="http://schemas.microsoft.com/office/word/2018/wordml" xmlns:w16du="http://schemas.microsoft.com/office/word/2023/wordml/word16du" xmlns:w16sdtdh="http://schemas.microsoft.com/office/word/2020/wordml/sdtdatahash" xmlns:w16se="http://schemas.microsoft.com/office/word/2015/wordml/symex">
+  <w:optimizeForBrowser/>
+  <w:relyOnVML/>
+  <w:allowPNG/>
+</w:webSettings>
 </file>